--- a/program_schedule/Progarm Schedule-27-07-2026-From-Arnab.docx
+++ b/program_schedule/Progarm Schedule-27-07-2026-From-Arnab.docx
@@ -1,110 +1,7 @@
 
 <file path=word/document.xml><?xml version="1.0" encoding="utf-8"?>
-<w:document xmlns:wpc="http://schemas.microsoft.com/office/word/2010/wordprocessingCanvas" xmlns:cx="http://schemas.microsoft.com/office/drawing/2014/chartex" xmlns:cx1="http://schemas.microsoft.com/office/drawing/2015/9/8/chartex" xmlns:cx2="http://schemas.microsoft.com/office/drawing/2015/10/21/chartex" xmlns:cx3="http://schemas.microsoft.com/office/drawing/2016/5/9/chartex" xmlns:cx4="http://schemas.microsoft.com/office/drawing/2016/5/10/chartex" xmlns:cx5="http://schemas.microsoft.com/office/drawing/2016/5/11/chartex" xmlns:cx6="http://schemas.microsoft.com/office/drawing/2016/5/12/chartex" xmlns:cx7="http://schemas.microsoft.com/office/drawing/2016/5/13/chartex" xmlns:cx8="http://schemas.microsoft.com/office/drawing/2016/5/14/chartex" xmlns:mc="http://schemas.openxmlformats.org/markup-compatibility/2006" xmlns:m="http://schemas.openxmlformats.org/officeDocument/2006/math" xmlns:aink="http://schemas.microsoft.com/office/drawing/2016/ink" xmlns:am3d="http://schemas.microsoft.com/office/drawing/2017/model3d" xmlns:oel="http://schemas.microsoft.com/office/2019/extlst" xmlns:r="http://schemas.openxmlformats.org/officeDocument/2006/relationships" xmlns:wp14="http://schemas.microsoft.com/office/word/2010/wordprocessingDrawing" xmlns:wp="http://schemas.openxmlformats.org/drawingml/2006/wordprocessingDrawing" xmlns:wpg="http://schemas.microsoft.com/office/word/2010/wordprocessingGroup" xmlns:wpi="http://schemas.microsoft.com/office/word/2010/wordprocessingInk" xmlns:wps="http://schemas.microsoft.com/office/word/2010/wordprocessingShape" xmlns:o="urn:schemas-microsoft-com:office:office" xmlns:v="urn:schemas-microsoft-com:vml" xmlns:w10="urn:schemas-microsoft-com:office:word" xmlns:w="http://schemas.openxmlformats.org/wordprocessingml/2006/main" xmlns:w14="http://schemas.microsoft.com/office/word/2010/wordml" xmlns:w15="http://schemas.microsoft.com/office/word/2012/wordml" xmlns:w16cex="http://schemas.microsoft.com/office/word/2018/wordml/cex" xmlns:w16cid="http://schemas.microsoft.com/office/word/2016/wordml/cid" xmlns:w16="http://schemas.microsoft.com/office/word/2018/wordml" xmlns:w16sdtdh="http://schemas.microsoft.com/office/word/2020/wordml/sdtdatahash" xmlns:w16sdtfl="http://schemas.microsoft.com/office/word/2024/wordml/sdtformatlock" xmlns:w16se="http://schemas.microsoft.com/office/word/2015/wordml/symex" xmlns:w16du="http://schemas.microsoft.com/office/word/2023/wordml/word16du" xmlns:wne="http://schemas.microsoft.com/office/word/2006/wordml" mc:Ignorable="w14 w15 w16se w16cid w16 w16cex w16sdtdh w16sdtfl w16du wp14">
+<w:document xmlns:wpc="http://schemas.microsoft.com/office/word/2010/wordprocessingCanvas" xmlns:cx="http://schemas.microsoft.com/office/drawing/2014/chartex" xmlns:cx1="http://schemas.microsoft.com/office/drawing/2015/9/8/chartex" xmlns:cx2="http://schemas.microsoft.com/office/drawing/2015/10/21/chartex" xmlns:cx3="http://schemas.microsoft.com/office/drawing/2016/5/9/chartex" xmlns:cx4="http://schemas.microsoft.com/office/drawing/2016/5/10/chartex" xmlns:cx5="http://schemas.microsoft.com/office/drawing/2016/5/11/chartex" xmlns:cx6="http://schemas.microsoft.com/office/drawing/2016/5/12/chartex" xmlns:cx7="http://schemas.microsoft.com/office/drawing/2016/5/13/chartex" xmlns:cx8="http://schemas.microsoft.com/office/drawing/2016/5/14/chartex" xmlns:mc="http://schemas.openxmlformats.org/markup-compatibility/2006" xmlns:aink="http://schemas.microsoft.com/office/drawing/2016/ink" xmlns:am3d="http://schemas.microsoft.com/office/drawing/2017/model3d" xmlns:o="urn:schemas-microsoft-com:office:office" xmlns:oel="http://schemas.microsoft.com/office/2019/extlst" xmlns:r="http://schemas.openxmlformats.org/officeDocument/2006/relationships" xmlns:m="http://schemas.openxmlformats.org/officeDocument/2006/math" xmlns:v="urn:schemas-microsoft-com:vml" xmlns:wp14="http://schemas.microsoft.com/office/word/2010/wordprocessingDrawing" xmlns:wp="http://schemas.openxmlformats.org/drawingml/2006/wordprocessingDrawing" xmlns:w10="urn:schemas-microsoft-com:office:word" xmlns:w="http://schemas.openxmlformats.org/wordprocessingml/2006/main" xmlns:w14="http://schemas.microsoft.com/office/word/2010/wordml" xmlns:w15="http://schemas.microsoft.com/office/word/2012/wordml" xmlns:w16cex="http://schemas.microsoft.com/office/word/2018/wordml/cex" xmlns:w16cid="http://schemas.microsoft.com/office/word/2016/wordml/cid" xmlns:w16="http://schemas.microsoft.com/office/word/2018/wordml" xmlns:w16du="http://schemas.microsoft.com/office/word/2023/wordml/word16du" xmlns:w16sdtdh="http://schemas.microsoft.com/office/word/2020/wordml/sdtdatahash" xmlns:w16sdtfl="http://schemas.microsoft.com/office/word/2024/wordml/sdtformatlock" xmlns:w16se="http://schemas.microsoft.com/office/word/2015/wordml/symex" xmlns:wpg="http://schemas.microsoft.com/office/word/2010/wordprocessingGroup" xmlns:wpi="http://schemas.microsoft.com/office/word/2010/wordprocessingInk" xmlns:wne="http://schemas.microsoft.com/office/word/2006/wordml" xmlns:wps="http://schemas.microsoft.com/office/word/2010/wordprocessingShape" mc:Ignorable="w14 w15 w16se w16cid w16 w16cex w16sdtdh w16sdtfl w16du wp14">
   <w:body>
-    <w:p>
-      <w:pPr>
-        <w:pBdr>
-          <w:top w:val="single" w:sz="4" w:space="1" w:color="auto"/>
-          <w:left w:val="single" w:sz="4" w:space="4" w:color="auto"/>
-          <w:bottom w:val="single" w:sz="4" w:space="1" w:color="auto"/>
-          <w:right w:val="single" w:sz="4" w:space="4" w:color="auto"/>
-          <w:between w:val="single" w:sz="4" w:space="1" w:color="auto"/>
-          <w:bar w:val="single" w:sz="4" w:color="auto"/>
-        </w:pBdr>
-        <w:shd w:val="clear" w:color="auto" w:fill="FABF8F" w:themeFill="accent6" w:themeFillTint="99"/>
-        <w:spacing w:before="120" w:after="120"/>
-        <w:jc w:val="center"/>
-        <w:rPr>
-          <w:rFonts w:ascii="Times New Roman" w:hAnsi="Times New Roman" w:cs="Times New Roman"/>
-          <w:b/>
-          <w:i/>
-          <w:iCs/>
-          <w:color w:val="003366"/>
-          <w:sz w:val="24"/>
-          <w:szCs w:val="24"/>
-        </w:rPr>
-      </w:pPr>
-      <w:r>
-        <w:rPr>
-          <w:rFonts w:ascii="Times New Roman" w:hAnsi="Times New Roman" w:cs="Times New Roman"/>
-          <w:b/>
-          <w:sz w:val="24"/>
-          <w:szCs w:val="24"/>
-        </w:rPr>
-        <w:t xml:space="preserve">Title of the Conference: </w:t>
-      </w:r>
-      <w:r>
-        <w:rPr>
-          <w:rFonts w:ascii="Times New Roman" w:hAnsi="Times New Roman" w:cs="Times New Roman"/>
-          <w:b/>
-          <w:i/>
-          <w:iCs/>
-          <w:color w:val="003366"/>
-          <w:sz w:val="24"/>
-          <w:szCs w:val="24"/>
-        </w:rPr>
-        <w:t>Scientific and Technological Synergy: A Cross-Disciplinary Approach to Support Human Welfare and</w:t>
-      </w:r>
-      <w:r>
-        <w:rPr>
-          <w:rFonts w:ascii="Times New Roman" w:hAnsi="Times New Roman" w:cs="Times New Roman"/>
-          <w:b/>
-          <w:i/>
-          <w:iCs/>
-          <w:color w:val="003366"/>
-          <w:sz w:val="24"/>
-          <w:szCs w:val="24"/>
-        </w:rPr>
-        <w:t xml:space="preserve"> Environment</w:t>
-      </w:r>
-    </w:p>
-    <w:p>
-      <w:pPr>
-        <w:spacing w:before="120" w:after="120"/>
-        <w:jc w:val="center"/>
-        <w:rPr>
-          <w:rFonts w:ascii="Times New Roman" w:hAnsi="Times New Roman" w:cs="Times New Roman"/>
-          <w:b/>
-          <w:color w:val="003366"/>
-          <w:sz w:val="24"/>
-          <w:szCs w:val="24"/>
-        </w:rPr>
-      </w:pPr>
-      <w:r>
-        <w:rPr>
-          <w:rFonts w:ascii="Times New Roman" w:hAnsi="Times New Roman" w:cs="Times New Roman"/>
-          <w:b/>
-          <w:color w:val="003366"/>
-          <w:sz w:val="24"/>
-          <w:szCs w:val="24"/>
-        </w:rPr>
-        <w:t>Venue: Vidyasagar University, Midnapore-721102, West Bengal, India</w:t>
-      </w:r>
-    </w:p>
-    <w:p>
-      <w:pPr>
-        <w:spacing w:before="120" w:after="120"/>
-        <w:jc w:val="center"/>
-        <w:rPr>
-          <w:rFonts w:ascii="Times New Roman" w:hAnsi="Times New Roman" w:cs="Times New Roman"/>
-          <w:b/>
-          <w:color w:val="003366"/>
-          <w:sz w:val="24"/>
-          <w:szCs w:val="24"/>
-        </w:rPr>
-      </w:pPr>
-      <w:r>
-        <w:rPr>
-          <w:rFonts w:ascii="Times New Roman" w:hAnsi="Times New Roman" w:cs="Times New Roman"/>
-          <w:b/>
-          <w:color w:val="003366"/>
-          <w:sz w:val="24"/>
-          <w:szCs w:val="24"/>
-        </w:rPr>
-        <w:t>Date: November 26-27, 2026</w:t>
-      </w:r>
-    </w:p>
     <w:p>
       <w:pPr>
         <w:spacing w:before="120" w:after="120"/>
@@ -2242,7 +2139,6 @@
                 <w:sz w:val="24"/>
                 <w:szCs w:val="24"/>
               </w:rPr>
-              <w:lastRenderedPageBreak/>
               <w:t>Track A (</w:t>
             </w:r>
             <w:r>
@@ -4174,36 +4070,16 @@
                 <w:sz w:val="24"/>
                 <w:szCs w:val="24"/>
               </w:rPr>
-              <w:t>T</w:t>
-            </w:r>
-            <w:r>
-              <w:rPr>
-                <w:rFonts w:ascii="Times New Roman" w:hAnsi="Times New Roman" w:cs="Times New Roman"/>
-                <w:b/>
-                <w:bCs/>
+              <w:t>Title</w:t>
+            </w:r>
+            <w:r>
+              <w:rPr>
+                <w:rFonts w:ascii="Times New Roman" w:hAnsi="Times New Roman" w:cs="Times New Roman"/>
                 <w:color w:val="000000" w:themeColor="text1"/>
                 <w:sz w:val="24"/>
                 <w:szCs w:val="24"/>
               </w:rPr>
-              <w:t>itle</w:t>
-            </w:r>
-            <w:r>
-              <w:rPr>
-                <w:rFonts w:ascii="Times New Roman" w:hAnsi="Times New Roman" w:cs="Times New Roman"/>
-                <w:color w:val="000000" w:themeColor="text1"/>
-                <w:sz w:val="24"/>
-                <w:szCs w:val="24"/>
-              </w:rPr>
-              <w:t>: Climate Conscious Development under Extreme Weather Trends in India</w:t>
-            </w:r>
-            <w:r>
-              <w:rPr>
-                <w:rFonts w:ascii="Times New Roman" w:hAnsi="Times New Roman" w:cs="Times New Roman"/>
-                <w:color w:val="000000" w:themeColor="text1"/>
-                <w:sz w:val="24"/>
-                <w:szCs w:val="24"/>
-              </w:rPr>
-              <w:t xml:space="preserve"> </w:t>
+              <w:t xml:space="preserve">: Climate Conscious Development under Extreme Weather Trends in India </w:t>
             </w:r>
           </w:p>
         </w:tc>
@@ -5352,7 +5228,6 @@
                 <w:sz w:val="24"/>
                 <w:szCs w:val="24"/>
               </w:rPr>
-              <w:lastRenderedPageBreak/>
               <w:t>Thematic track</w:t>
             </w:r>
             <w:r>
@@ -5382,7 +5257,17 @@
                 <w:szCs w:val="24"/>
                 <w:lang w:eastAsia="en-GB"/>
               </w:rPr>
-              <w:t>Biotechnology, Biodiversity and Health</w:t>
+              <w:t xml:space="preserve">Biotechnology, </w:t>
+            </w:r>
+            <w:r>
+              <w:rPr>
+                <w:rFonts w:ascii="Times New Roman" w:eastAsia="Times New Roman" w:hAnsi="Times New Roman" w:cs="Times New Roman"/>
+                <w:sz w:val="24"/>
+                <w:szCs w:val="24"/>
+                <w:lang w:eastAsia="en-GB"/>
+              </w:rPr>
+              <w:lastRenderedPageBreak/>
+              <w:t>Biodiversity and Health</w:t>
             </w:r>
             <w:r>
               <w:rPr>
@@ -5424,6 +5309,7 @@
                 <w:szCs w:val="24"/>
                 <w:lang w:eastAsia="en-GB"/>
               </w:rPr>
+              <w:lastRenderedPageBreak/>
               <w:t>Plenary-X</w:t>
             </w:r>
             <w:r>
@@ -8328,7 +8214,6 @@
                 <w:sz w:val="24"/>
                 <w:szCs w:val="24"/>
               </w:rPr>
-              <w:lastRenderedPageBreak/>
               <w:t>Valedictory Session</w:t>
             </w:r>
           </w:p>
@@ -8672,7 +8557,7 @@
 </file>
 
 <file path=word/numbering.xml><?xml version="1.0" encoding="utf-8"?>
-<w:numbering xmlns:wpc="http://schemas.microsoft.com/office/word/2010/wordprocessingCanvas" xmlns:cx="http://schemas.microsoft.com/office/drawing/2014/chartex" xmlns:cx1="http://schemas.microsoft.com/office/drawing/2015/9/8/chartex" xmlns:cx2="http://schemas.microsoft.com/office/drawing/2015/10/21/chartex" xmlns:cx3="http://schemas.microsoft.com/office/drawing/2016/5/9/chartex" xmlns:cx4="http://schemas.microsoft.com/office/drawing/2016/5/10/chartex" xmlns:cx5="http://schemas.microsoft.com/office/drawing/2016/5/11/chartex" xmlns:cx6="http://schemas.microsoft.com/office/drawing/2016/5/12/chartex" xmlns:cx7="http://schemas.microsoft.com/office/drawing/2016/5/13/chartex" xmlns:cx8="http://schemas.microsoft.com/office/drawing/2016/5/14/chartex" xmlns:mc="http://schemas.openxmlformats.org/markup-compatibility/2006" xmlns:m="http://schemas.openxmlformats.org/officeDocument/2006/math" xmlns:aink="http://schemas.microsoft.com/office/drawing/2016/ink" xmlns:am3d="http://schemas.microsoft.com/office/drawing/2017/model3d" xmlns:oel="http://schemas.microsoft.com/office/2019/extlst" xmlns:r="http://schemas.openxmlformats.org/officeDocument/2006/relationships" xmlns:wp14="http://schemas.microsoft.com/office/word/2010/wordprocessingDrawing" xmlns:wp="http://schemas.openxmlformats.org/drawingml/2006/wordprocessingDrawing" xmlns:wpg="http://schemas.microsoft.com/office/word/2010/wordprocessingGroup" xmlns:wpi="http://schemas.microsoft.com/office/word/2010/wordprocessingInk" xmlns:wps="http://schemas.microsoft.com/office/word/2010/wordprocessingShape" xmlns:o="urn:schemas-microsoft-com:office:office" xmlns:v="urn:schemas-microsoft-com:vml" xmlns:w10="urn:schemas-microsoft-com:office:word" xmlns:w="http://schemas.openxmlformats.org/wordprocessingml/2006/main" xmlns:w14="http://schemas.microsoft.com/office/word/2010/wordml" xmlns:w15="http://schemas.microsoft.com/office/word/2012/wordml" xmlns:w16cex="http://schemas.microsoft.com/office/word/2018/wordml/cex" xmlns:w16cid="http://schemas.microsoft.com/office/word/2016/wordml/cid" xmlns:w16="http://schemas.microsoft.com/office/word/2018/wordml" xmlns:w16sdtdh="http://schemas.microsoft.com/office/word/2020/wordml/sdtdatahash" xmlns:w16sdtfl="http://schemas.microsoft.com/office/word/2024/wordml/sdtformatlock" xmlns:w16se="http://schemas.microsoft.com/office/word/2015/wordml/symex" xmlns:w16du="http://schemas.microsoft.com/office/word/2023/wordml/word16du" xmlns:wne="http://schemas.microsoft.com/office/word/2006/wordml" mc:Ignorable="w14 w15 w16se w16cid w16 w16cex w16sdtdh w16sdtfl w16du wp14">
+<w:numbering xmlns:wpc="http://schemas.microsoft.com/office/word/2010/wordprocessingCanvas" xmlns:cx="http://schemas.microsoft.com/office/drawing/2014/chartex" xmlns:cx1="http://schemas.microsoft.com/office/drawing/2015/9/8/chartex" xmlns:cx2="http://schemas.microsoft.com/office/drawing/2015/10/21/chartex" xmlns:cx3="http://schemas.microsoft.com/office/drawing/2016/5/9/chartex" xmlns:cx4="http://schemas.microsoft.com/office/drawing/2016/5/10/chartex" xmlns:cx5="http://schemas.microsoft.com/office/drawing/2016/5/11/chartex" xmlns:cx6="http://schemas.microsoft.com/office/drawing/2016/5/12/chartex" xmlns:cx7="http://schemas.microsoft.com/office/drawing/2016/5/13/chartex" xmlns:cx8="http://schemas.microsoft.com/office/drawing/2016/5/14/chartex" xmlns:mc="http://schemas.openxmlformats.org/markup-compatibility/2006" xmlns:aink="http://schemas.microsoft.com/office/drawing/2016/ink" xmlns:am3d="http://schemas.microsoft.com/office/drawing/2017/model3d" xmlns:o="urn:schemas-microsoft-com:office:office" xmlns:oel="http://schemas.microsoft.com/office/2019/extlst" xmlns:r="http://schemas.openxmlformats.org/officeDocument/2006/relationships" xmlns:m="http://schemas.openxmlformats.org/officeDocument/2006/math" xmlns:v="urn:schemas-microsoft-com:vml" xmlns:wp14="http://schemas.microsoft.com/office/word/2010/wordprocessingDrawing" xmlns:wp="http://schemas.openxmlformats.org/drawingml/2006/wordprocessingDrawing" xmlns:w10="urn:schemas-microsoft-com:office:word" xmlns:w="http://schemas.openxmlformats.org/wordprocessingml/2006/main" xmlns:w14="http://schemas.microsoft.com/office/word/2010/wordml" xmlns:w15="http://schemas.microsoft.com/office/word/2012/wordml" xmlns:w16cex="http://schemas.microsoft.com/office/word/2018/wordml/cex" xmlns:w16cid="http://schemas.microsoft.com/office/word/2016/wordml/cid" xmlns:w16="http://schemas.microsoft.com/office/word/2018/wordml" xmlns:w16du="http://schemas.microsoft.com/office/word/2023/wordml/word16du" xmlns:w16sdtdh="http://schemas.microsoft.com/office/word/2020/wordml/sdtdatahash" xmlns:w16sdtfl="http://schemas.microsoft.com/office/word/2024/wordml/sdtformatlock" xmlns:w16se="http://schemas.microsoft.com/office/word/2015/wordml/symex" xmlns:wpg="http://schemas.microsoft.com/office/word/2010/wordprocessingGroup" xmlns:wpi="http://schemas.microsoft.com/office/word/2010/wordprocessingInk" xmlns:wne="http://schemas.microsoft.com/office/word/2006/wordml" xmlns:wps="http://schemas.microsoft.com/office/word/2010/wordprocessingShape" mc:Ignorable="w14 w15 w16se w16cid w16 w16cex w16sdtdh w16sdtfl w16du wp14">
   <w:abstractNum w:abstractNumId="0" w15:restartNumberingAfterBreak="0">
     <w:nsid w:val="FFFFFF7C"/>
     <w:multiLevelType w:val="singleLevel"/>
@@ -10541,7 +10426,7 @@
 </file>
 
 <file path=word/styles.xml><?xml version="1.0" encoding="utf-8"?>
-<w:styles xmlns:mc="http://schemas.openxmlformats.org/markup-compatibility/2006" xmlns:r="http://schemas.openxmlformats.org/officeDocument/2006/relationships" xmlns:w="http://schemas.openxmlformats.org/wordprocessingml/2006/main" xmlns:w14="http://schemas.microsoft.com/office/word/2010/wordml" xmlns:w15="http://schemas.microsoft.com/office/word/2012/wordml" xmlns:w16cex="http://schemas.microsoft.com/office/word/2018/wordml/cex" xmlns:w16cid="http://schemas.microsoft.com/office/word/2016/wordml/cid" xmlns:w16="http://schemas.microsoft.com/office/word/2018/wordml" xmlns:w16sdtdh="http://schemas.microsoft.com/office/word/2020/wordml/sdtdatahash" xmlns:w16sdtfl="http://schemas.microsoft.com/office/word/2024/wordml/sdtformatlock" xmlns:w16se="http://schemas.microsoft.com/office/word/2015/wordml/symex" xmlns:w16du="http://schemas.microsoft.com/office/word/2023/wordml/word16du" mc:Ignorable="w14 w15 w16se w16cid w16 w16cex w16sdtdh w16sdtfl w16du">
+<w:styles xmlns:mc="http://schemas.openxmlformats.org/markup-compatibility/2006" xmlns:r="http://schemas.openxmlformats.org/officeDocument/2006/relationships" xmlns:w="http://schemas.openxmlformats.org/wordprocessingml/2006/main" xmlns:w14="http://schemas.microsoft.com/office/word/2010/wordml" xmlns:w15="http://schemas.microsoft.com/office/word/2012/wordml" xmlns:w16cex="http://schemas.microsoft.com/office/word/2018/wordml/cex" xmlns:w16cid="http://schemas.microsoft.com/office/word/2016/wordml/cid" xmlns:w16="http://schemas.microsoft.com/office/word/2018/wordml" xmlns:w16du="http://schemas.microsoft.com/office/word/2023/wordml/word16du" xmlns:w16sdtdh="http://schemas.microsoft.com/office/word/2020/wordml/sdtdatahash" xmlns:w16sdtfl="http://schemas.microsoft.com/office/word/2024/wordml/sdtformatlock" xmlns:w16se="http://schemas.microsoft.com/office/word/2015/wordml/symex" mc:Ignorable="w14 w15 w16se w16cid w16 w16cex w16sdtdh w16sdtfl w16du">
   <w:docDefaults>
     <w:rPrDefault>
       <w:rPr>
@@ -20061,7 +19946,7 @@
       </w:tcPr>
     </w:tblStylePr>
   </w:style>
-  <w:style w:type="table" w:styleId="ColourfulShading">
+  <w:style w:type="table" w:styleId="ColorfulShading">
     <w:name w:val="Colorful Shading"/>
     <w:basedOn w:val="TableNormal"/>
     <w:uiPriority w:val="71"/>
@@ -20176,7 +20061,7 @@
       </w:rPr>
     </w:tblStylePr>
   </w:style>
-  <w:style w:type="table" w:styleId="ColourfulShadingAccent1">
+  <w:style w:type="table" w:styleId="ColorfulShading-Accent1">
     <w:name w:val="Colorful Shading Accent 1"/>
     <w:basedOn w:val="TableNormal"/>
     <w:uiPriority w:val="71"/>
@@ -20291,7 +20176,7 @@
       </w:rPr>
     </w:tblStylePr>
   </w:style>
-  <w:style w:type="table" w:styleId="ColourfulShadingAccent2">
+  <w:style w:type="table" w:styleId="ColorfulShading-Accent2">
     <w:name w:val="Colorful Shading Accent 2"/>
     <w:basedOn w:val="TableNormal"/>
     <w:uiPriority w:val="71"/>
@@ -20406,7 +20291,7 @@
       </w:rPr>
     </w:tblStylePr>
   </w:style>
-  <w:style w:type="table" w:styleId="ColourfulShadingAccent3">
+  <w:style w:type="table" w:styleId="ColorfulShading-Accent3">
     <w:name w:val="Colorful Shading Accent 3"/>
     <w:basedOn w:val="TableNormal"/>
     <w:uiPriority w:val="71"/>
@@ -20511,7 +20396,7 @@
       </w:tcPr>
     </w:tblStylePr>
   </w:style>
-  <w:style w:type="table" w:styleId="ColourfulShadingAccent4">
+  <w:style w:type="table" w:styleId="ColorfulShading-Accent4">
     <w:name w:val="Colorful Shading Accent 4"/>
     <w:basedOn w:val="TableNormal"/>
     <w:uiPriority w:val="71"/>
@@ -20626,7 +20511,7 @@
       </w:rPr>
     </w:tblStylePr>
   </w:style>
-  <w:style w:type="table" w:styleId="ColourfulShadingAccent5">
+  <w:style w:type="table" w:styleId="ColorfulShading-Accent5">
     <w:name w:val="Colorful Shading Accent 5"/>
     <w:basedOn w:val="TableNormal"/>
     <w:uiPriority w:val="71"/>
@@ -20741,7 +20626,7 @@
       </w:rPr>
     </w:tblStylePr>
   </w:style>
-  <w:style w:type="table" w:styleId="ColourfulShadingAccent6">
+  <w:style w:type="table" w:styleId="ColorfulShading-Accent6">
     <w:name w:val="Colorful Shading Accent 6"/>
     <w:basedOn w:val="TableNormal"/>
     <w:uiPriority w:val="71"/>
@@ -20856,7 +20741,7 @@
       </w:rPr>
     </w:tblStylePr>
   </w:style>
-  <w:style w:type="table" w:styleId="ColourfulList">
+  <w:style w:type="table" w:styleId="ColorfulList">
     <w:name w:val="Colorful List"/>
     <w:basedOn w:val="TableNormal"/>
     <w:uiPriority w:val="72"/>
@@ -20935,7 +20820,7 @@
       </w:tcPr>
     </w:tblStylePr>
   </w:style>
-  <w:style w:type="table" w:styleId="ColourfulListAccent1">
+  <w:style w:type="table" w:styleId="ColorfulList-Accent1">
     <w:name w:val="Colorful List Accent 1"/>
     <w:basedOn w:val="TableNormal"/>
     <w:uiPriority w:val="72"/>
@@ -21014,7 +20899,7 @@
       </w:tcPr>
     </w:tblStylePr>
   </w:style>
-  <w:style w:type="table" w:styleId="ColourfulListAccent2">
+  <w:style w:type="table" w:styleId="ColorfulList-Accent2">
     <w:name w:val="Colorful List Accent 2"/>
     <w:basedOn w:val="TableNormal"/>
     <w:uiPriority w:val="72"/>
@@ -21093,7 +20978,7 @@
       </w:tcPr>
     </w:tblStylePr>
   </w:style>
-  <w:style w:type="table" w:styleId="ColourfulListAccent3">
+  <w:style w:type="table" w:styleId="ColorfulList-Accent3">
     <w:name w:val="Colorful List Accent 3"/>
     <w:basedOn w:val="TableNormal"/>
     <w:uiPriority w:val="72"/>
@@ -21172,7 +21057,7 @@
       </w:tcPr>
     </w:tblStylePr>
   </w:style>
-  <w:style w:type="table" w:styleId="ColourfulListAccent4">
+  <w:style w:type="table" w:styleId="ColorfulList-Accent4">
     <w:name w:val="Colorful List Accent 4"/>
     <w:basedOn w:val="TableNormal"/>
     <w:uiPriority w:val="72"/>
@@ -21251,7 +21136,7 @@
       </w:tcPr>
     </w:tblStylePr>
   </w:style>
-  <w:style w:type="table" w:styleId="ColourfulListAccent5">
+  <w:style w:type="table" w:styleId="ColorfulList-Accent5">
     <w:name w:val="Colorful List Accent 5"/>
     <w:basedOn w:val="TableNormal"/>
     <w:uiPriority w:val="72"/>
@@ -21330,7 +21215,7 @@
       </w:tcPr>
     </w:tblStylePr>
   </w:style>
-  <w:style w:type="table" w:styleId="ColourfulListAccent6">
+  <w:style w:type="table" w:styleId="ColorfulList-Accent6">
     <w:name w:val="Colorful List Accent 6"/>
     <w:basedOn w:val="TableNormal"/>
     <w:uiPriority w:val="72"/>
@@ -21409,7 +21294,7 @@
       </w:tcPr>
     </w:tblStylePr>
   </w:style>
-  <w:style w:type="table" w:styleId="ColourfulGrid">
+  <w:style w:type="table" w:styleId="ColorfulGrid">
     <w:name w:val="Colorful Grid"/>
     <w:basedOn w:val="TableNormal"/>
     <w:uiPriority w:val="73"/>
@@ -21482,7 +21367,7 @@
       </w:tcPr>
     </w:tblStylePr>
   </w:style>
-  <w:style w:type="table" w:styleId="ColourfulGridAccent1">
+  <w:style w:type="table" w:styleId="ColorfulGrid-Accent1">
     <w:name w:val="Colorful Grid Accent 1"/>
     <w:basedOn w:val="TableNormal"/>
     <w:uiPriority w:val="73"/>
@@ -21555,7 +21440,7 @@
       </w:tcPr>
     </w:tblStylePr>
   </w:style>
-  <w:style w:type="table" w:styleId="ColourfulGridAccent2">
+  <w:style w:type="table" w:styleId="ColorfulGrid-Accent2">
     <w:name w:val="Colorful Grid Accent 2"/>
     <w:basedOn w:val="TableNormal"/>
     <w:uiPriority w:val="73"/>
@@ -21628,7 +21513,7 @@
       </w:tcPr>
     </w:tblStylePr>
   </w:style>
-  <w:style w:type="table" w:styleId="ColourfulGridAccent3">
+  <w:style w:type="table" w:styleId="ColorfulGrid-Accent3">
     <w:name w:val="Colorful Grid Accent 3"/>
     <w:basedOn w:val="TableNormal"/>
     <w:uiPriority w:val="73"/>
@@ -21701,7 +21586,7 @@
       </w:tcPr>
     </w:tblStylePr>
   </w:style>
-  <w:style w:type="table" w:styleId="ColourfulGridAccent4">
+  <w:style w:type="table" w:styleId="ColorfulGrid-Accent4">
     <w:name w:val="Colorful Grid Accent 4"/>
     <w:basedOn w:val="TableNormal"/>
     <w:uiPriority w:val="73"/>
@@ -21774,7 +21659,7 @@
       </w:tcPr>
     </w:tblStylePr>
   </w:style>
-  <w:style w:type="table" w:styleId="ColourfulGridAccent5">
+  <w:style w:type="table" w:styleId="ColorfulGrid-Accent5">
     <w:name w:val="Colorful Grid Accent 5"/>
     <w:basedOn w:val="TableNormal"/>
     <w:uiPriority w:val="73"/>
@@ -21847,7 +21732,7 @@
       </w:tcPr>
     </w:tblStylePr>
   </w:style>
-  <w:style w:type="table" w:styleId="ColourfulGridAccent6">
+  <w:style w:type="table" w:styleId="ColorfulGrid-Accent6">
     <w:name w:val="Colorful Grid Accent 6"/>
     <w:basedOn w:val="TableNormal"/>
     <w:uiPriority w:val="73"/>
